--- a/klagomål/A 10362-2026 FSC-klagomål.docx
+++ b/klagomål/A 10362-2026 FSC-klagomål.docx
@@ -1762,7 +1762,7 @@
     <w:r>
       <w:tab/>
       <w:tab/>
-      <w:t>2026-03-01</w:t>
+      <w:t>2026-03-02</w:t>
       <w:br/>
       <w:br/>
     </w:r>

--- a/klagomål/A 10362-2026 FSC-klagomål.docx
+++ b/klagomål/A 10362-2026 FSC-klagomål.docx
@@ -309,7 +309,7 @@
         <w:rPr>
           <w:i/>
         </w:rPr>
-        <w:t xml:space="preserve"> 9070 Trädklädd betesmark </w:t>
+        <w:t xml:space="preserve"> 9070 Trädklädd betesmark</w:t>
       </w:r>
       <w:r>
         <w:t xml:space="preserve"> (SLU Artdatabanken, 2024).</w:t>
@@ -1762,7 +1762,7 @@
     <w:r>
       <w:tab/>
       <w:tab/>
-      <w:t>2026-03-02</w:t>
+      <w:t>2026-03-03</w:t>
       <w:br/>
       <w:br/>
     </w:r>

--- a/klagomål/A 10362-2026 FSC-klagomål.docx
+++ b/klagomål/A 10362-2026 FSC-klagomål.docx
@@ -1762,7 +1762,7 @@
     <w:r>
       <w:tab/>
       <w:tab/>
-      <w:t>2026-03-03</w:t>
+      <w:t>2026-03-04</w:t>
       <w:br/>
       <w:br/>
     </w:r>

--- a/klagomål/A 10362-2026 FSC-klagomål.docx
+++ b/klagomål/A 10362-2026 FSC-klagomål.docx
@@ -1762,7 +1762,7 @@
     <w:r>
       <w:tab/>
       <w:tab/>
-      <w:t>2026-03-04</w:t>
+      <w:t>2026-03-05</w:t>
       <w:br/>
       <w:br/>
     </w:r>

--- a/klagomål/A 10362-2026 FSC-klagomål.docx
+++ b/klagomål/A 10362-2026 FSC-klagomål.docx
@@ -1762,7 +1762,7 @@
     <w:r>
       <w:tab/>
       <w:tab/>
-      <w:t>2026-03-05</w:t>
+      <w:t>2026-03-06</w:t>
       <w:br/>
       <w:br/>
     </w:r>

--- a/klagomål/A 10362-2026 FSC-klagomål.docx
+++ b/klagomål/A 10362-2026 FSC-klagomål.docx
@@ -1762,7 +1762,7 @@
     <w:r>
       <w:tab/>
       <w:tab/>
-      <w:t>2026-03-06</w:t>
+      <w:t>2026-03-07</w:t>
       <w:br/>
       <w:br/>
     </w:r>

--- a/klagomål/A 10362-2026 FSC-klagomål.docx
+++ b/klagomål/A 10362-2026 FSC-klagomål.docx
@@ -1776,7 +1776,7 @@
     <w:r>
       <w:tab/>
       <w:tab/>
-      <w:t>2026-03-13</w:t>
+      <w:t>2026-03-16</w:t>
       <w:br/>
       <w:br/>
     </w:r>

--- a/klagomål/A 10362-2026 FSC-klagomål.docx
+++ b/klagomål/A 10362-2026 FSC-klagomål.docx
@@ -1776,7 +1776,7 @@
     <w:r>
       <w:tab/>
       <w:tab/>
-      <w:t>2026-03-16</w:t>
+      <w:t>2026-03-17</w:t>
       <w:br/>
       <w:br/>
     </w:r>

--- a/klagomål/A 10362-2026 FSC-klagomål.docx
+++ b/klagomål/A 10362-2026 FSC-klagomål.docx
@@ -1776,7 +1776,7 @@
     <w:r>
       <w:tab/>
       <w:tab/>
-      <w:t>2026-03-17</w:t>
+      <w:t>2026-03-18</w:t>
       <w:br/>
       <w:br/>
     </w:r>

--- a/klagomål/A 10362-2026 FSC-klagomål.docx
+++ b/klagomål/A 10362-2026 FSC-klagomål.docx
@@ -1776,7 +1776,7 @@
     <w:r>
       <w:tab/>
       <w:tab/>
-      <w:t>2026-03-18</w:t>
+      <w:t>2026-03-19</w:t>
       <w:br/>
       <w:br/>
     </w:r>

--- a/klagomål/A 10362-2026 FSC-klagomål.docx
+++ b/klagomål/A 10362-2026 FSC-klagomål.docx
@@ -1776,7 +1776,7 @@
     <w:r>
       <w:tab/>
       <w:tab/>
-      <w:t>2026-03-19</w:t>
+      <w:t>2026-03-20</w:t>
       <w:br/>
       <w:br/>
     </w:r>

--- a/klagomål/A 10362-2026 FSC-klagomål.docx
+++ b/klagomål/A 10362-2026 FSC-klagomål.docx
@@ -1776,7 +1776,7 @@
     <w:r>
       <w:tab/>
       <w:tab/>
-      <w:t>2026-03-20</w:t>
+      <w:t>2026-03-21</w:t>
       <w:br/>
       <w:br/>
     </w:r>

--- a/klagomål/A 10362-2026 FSC-klagomål.docx
+++ b/klagomål/A 10362-2026 FSC-klagomål.docx
@@ -1776,7 +1776,7 @@
     <w:r>
       <w:tab/>
       <w:tab/>
-      <w:t>2026-03-21</w:t>
+      <w:t>2026-03-22</w:t>
       <w:br/>
       <w:br/>
     </w:r>

--- a/klagomål/A 10362-2026 FSC-klagomål.docx
+++ b/klagomål/A 10362-2026 FSC-klagomål.docx
@@ -1776,7 +1776,7 @@
     <w:r>
       <w:tab/>
       <w:tab/>
-      <w:t>2026-03-22</w:t>
+      <w:t>2026-03-23</w:t>
       <w:br/>
       <w:br/>
     </w:r>

--- a/klagomål/A 10362-2026 FSC-klagomål.docx
+++ b/klagomål/A 10362-2026 FSC-klagomål.docx
@@ -1776,7 +1776,7 @@
     <w:r>
       <w:tab/>
       <w:tab/>
-      <w:t>2026-03-23</w:t>
+      <w:t>2026-03-24</w:t>
       <w:br/>
       <w:br/>
     </w:r>

--- a/klagomål/A 10362-2026 FSC-klagomål.docx
+++ b/klagomål/A 10362-2026 FSC-klagomål.docx
@@ -1776,7 +1776,7 @@
     <w:r>
       <w:tab/>
       <w:tab/>
-      <w:t>2026-03-24</w:t>
+      <w:t>2026-03-25</w:t>
       <w:br/>
       <w:br/>
     </w:r>

--- a/klagomål/A 10362-2026 FSC-klagomål.docx
+++ b/klagomål/A 10362-2026 FSC-klagomål.docx
@@ -1776,7 +1776,7 @@
     <w:r>
       <w:tab/>
       <w:tab/>
-      <w:t>2026-03-25</w:t>
+      <w:t>2026-03-26</w:t>
       <w:br/>
       <w:br/>
     </w:r>

--- a/klagomål/A 10362-2026 FSC-klagomål.docx
+++ b/klagomål/A 10362-2026 FSC-klagomål.docx
@@ -191,7 +191,7 @@
     </w:p>
     <w:p>
       <w:r>
-        <w:t>I avverkningsanmälan har följande 24 naturvårdsarter hittats: grantickeporing (VU), ostticka (VU), rynkskinn (VU), tallbit (VU, §4), doftskinn (NT), gammelgransskål (NT), garnlav (NT), granticka (NT), gränsticka (NT), harticka (NT), knottrig blåslav (NT), liten svartspik (NT), rosenticka (NT), rödbrun blekspik (NT), skrovellav (NT), spillkråka (NT, §4), talltita (NT, §4), tretåig hackspett (NT, §4), ullticka (NT), vitgrynig nållav (NT), vitskaftad svartspik (NT), spindelblomster (S, §8), stuplav (S) och revlummer (§9). Av dessa är 21 rödlistade. För rödlistade arter har rödlistekategorin angivits inom parentes. Arter som är signalarter enligt Skogsstyrelsen har markerats med (S). För fridlysta arter anges även paragrafen i Artskyddsförordningen som arten är fridlyst enligt.</w:t>
+        <w:t>I avverkningsanmälan har följande 25 naturvårdsarter hittats: grantickeporing (VU), ostticka (VU), rynkskinn (VU), tallbit (VU, §4), doftskinn (NT), gammelgransskål (NT), garnlav (NT), granticka (NT), gränsticka (NT), harticka (NT), knottrig blåslav (NT), liten svartspik (NT), rosenticka (NT), rödbrun blekspik (NT), skrovellav (NT), spillkråka (NT, §4), talltita (NT, §4), tretåig hackspett (NT, §4), ullticka (NT), vitgrynig nållav (NT), vitskaftad svartspik (NT), spindelblomster (S, §8), stuplav (S), trådticka (S) och revlummer (§9). Av dessa är 21 rödlistade. För rödlistade arter har rödlistekategorin angivits inom parentes. Arter som är signalarter enligt Skogsstyrelsen har markerats med (S). För fridlysta arter anges även paragrafen i Artskyddsförordningen som arten är fridlyst enligt.</w:t>
       </w:r>
     </w:p>
     <w:p>
@@ -616,6 +616,35 @@
         <w:rPr>
           <w:b/>
         </w:rPr>
+        <w:t xml:space="preserve">Trådticka </w:t>
+      </w:r>
+      <w:r>
+        <w:t xml:space="preserve">är knuten till grova granar i rikare ofta fuktiga miljöer. Den återfinns på både levande och döda träd samt stubbar och nyligen fallna träd. Karaktärsart för äldre fuktiga granskogsbiotoper, och i stor mängd är den en bra signalart för miljöer med andra rödlistade arter. Trådticka är typisk art för </w:t>
+      </w:r>
+      <w:r>
+        <w:rPr>
+          <w:i/>
+        </w:rPr>
+        <w:t xml:space="preserve">9010 Taiga </w:t>
+      </w:r>
+      <w:r>
+        <w:t xml:space="preserve">och </w:t>
+      </w:r>
+      <w:r>
+        <w:rPr>
+          <w:i/>
+        </w:rPr>
+        <w:t xml:space="preserve">9050 Näringsrik granskog </w:t>
+      </w:r>
+      <w:r>
+        <w:t>(SLU Artdatabanken, 2025).</w:t>
+      </w:r>
+    </w:p>
+    <w:p>
+      <w:r>
+        <w:rPr>
+          <w:b/>
+        </w:rPr>
         <w:t>Ullticka (NT)</w:t>
       </w:r>
       <w:r>
@@ -953,7 +982,7 @@
         <w:rPr>
           <w:i/>
         </w:rPr>
-        <w:t>I det avverkningsanmälda skogsområdet har 23 rödlistade arter och signalarter påträffats. Detta ska jämföras med Skogsstyrelsens uppföljning 2017 av nyckelbiotoper som visade att man i genomsnitt hittar 20,6 olika rödlistade arter och signalarter i en nyckelbiotop (Wijk, S. 2017. Biologisk mångfald i nyckelbiotoper – Resultat från inventeringen “Uppföljning biologisk mångfald” 2009–2015. Rapport 4/2017 Skogsstyrelsen, Jönköping).</w:t>
+        <w:t>I det avverkningsanmälda skogsområdet har 24 rödlistade arter och signalarter påträffats. Detta ska jämföras med Skogsstyrelsens uppföljning 2017 av nyckelbiotoper som visade att man i genomsnitt hittar 20,6 olika rödlistade arter och signalarter i en nyckelbiotop (Wijk, S. 2017. Biologisk mångfald i nyckelbiotoper – Resultat från inventeringen “Uppföljning biologisk mångfald” 2009–2015. Rapport 4/2017 Skogsstyrelsen, Jönköping).</w:t>
       </w:r>
     </w:p>
     <w:p>
@@ -982,7 +1011,7 @@
         <w:rPr>
           <w:i/>
         </w:rPr>
-        <w:t>I det avverkningsanmälda skogsområdet har 24 naturvårdsarter varav 21 rödlistade arter sina livsmiljöer och växtplatser.</w:t>
+        <w:t>I det avverkningsanmälda skogsområdet har 25 naturvårdsarter varav 21 rödlistade arter sina livsmiljöer och växtplatser.</w:t>
       </w:r>
     </w:p>
     <w:p>
@@ -1776,7 +1805,7 @@
     <w:r>
       <w:tab/>
       <w:tab/>
-      <w:t>2026-03-26</w:t>
+      <w:t>2026-03-27</w:t>
       <w:br/>
       <w:br/>
     </w:r>

--- a/klagomål/A 10362-2026 FSC-klagomål.docx
+++ b/klagomål/A 10362-2026 FSC-klagomål.docx
@@ -1805,7 +1805,7 @@
     <w:r>
       <w:tab/>
       <w:tab/>
-      <w:t>2026-03-27</w:t>
+      <w:t>2026-03-28</w:t>
       <w:br/>
       <w:br/>
     </w:r>

--- a/klagomål/A 10362-2026 FSC-klagomål.docx
+++ b/klagomål/A 10362-2026 FSC-klagomål.docx
@@ -1805,7 +1805,7 @@
     <w:r>
       <w:tab/>
       <w:tab/>
-      <w:t>2026-03-28</w:t>
+      <w:t>2026-03-29</w:t>
       <w:br/>
       <w:br/>
     </w:r>

--- a/klagomål/A 10362-2026 FSC-klagomål.docx
+++ b/klagomål/A 10362-2026 FSC-klagomål.docx
@@ -1805,7 +1805,7 @@
     <w:r>
       <w:tab/>
       <w:tab/>
-      <w:t>2026-03-29</w:t>
+      <w:t>2026-03-30</w:t>
       <w:br/>
       <w:br/>
     </w:r>

--- a/klagomål/A 10362-2026 FSC-klagomål.docx
+++ b/klagomål/A 10362-2026 FSC-klagomål.docx
@@ -1805,7 +1805,7 @@
     <w:r>
       <w:tab/>
       <w:tab/>
-      <w:t>2026-03-30</w:t>
+      <w:t>2026-03-31</w:t>
       <w:br/>
       <w:br/>
     </w:r>

--- a/klagomål/A 10362-2026 FSC-klagomål.docx
+++ b/klagomål/A 10362-2026 FSC-klagomål.docx
@@ -1805,7 +1805,7 @@
     <w:r>
       <w:tab/>
       <w:tab/>
-      <w:t>2026-03-31</w:t>
+      <w:t>2026-04-01</w:t>
       <w:br/>
       <w:br/>
     </w:r>

--- a/klagomål/A 10362-2026 FSC-klagomål.docx
+++ b/klagomål/A 10362-2026 FSC-klagomål.docx
@@ -1805,7 +1805,7 @@
     <w:r>
       <w:tab/>
       <w:tab/>
-      <w:t>2026-04-01</w:t>
+      <w:t>2026-04-02</w:t>
       <w:br/>
       <w:br/>
     </w:r>

--- a/klagomål/A 10362-2026 FSC-klagomål.docx
+++ b/klagomål/A 10362-2026 FSC-klagomål.docx
@@ -1805,7 +1805,7 @@
     <w:r>
       <w:tab/>
       <w:tab/>
-      <w:t>2026-04-02</w:t>
+      <w:t>2026-04-03</w:t>
       <w:br/>
       <w:br/>
     </w:r>

--- a/klagomål/A 10362-2026 FSC-klagomål.docx
+++ b/klagomål/A 10362-2026 FSC-klagomål.docx
@@ -1805,7 +1805,7 @@
     <w:r>
       <w:tab/>
       <w:tab/>
-      <w:t>2026-04-03</w:t>
+      <w:t>2026-04-04</w:t>
       <w:br/>
       <w:br/>
     </w:r>

--- a/klagomål/A 10362-2026 FSC-klagomål.docx
+++ b/klagomål/A 10362-2026 FSC-klagomål.docx
@@ -1805,7 +1805,7 @@
     <w:r>
       <w:tab/>
       <w:tab/>
-      <w:t>2026-04-04</w:t>
+      <w:t>2026-04-05</w:t>
       <w:br/>
       <w:br/>
     </w:r>

--- a/klagomål/A 10362-2026 FSC-klagomål.docx
+++ b/klagomål/A 10362-2026 FSC-klagomål.docx
@@ -1805,7 +1805,7 @@
     <w:r>
       <w:tab/>
       <w:tab/>
-      <w:t>2026-04-05</w:t>
+      <w:t>2026-04-06</w:t>
       <w:br/>
       <w:br/>
     </w:r>
